--- a/fuentes/CFA1_62330147_DU.docx
+++ b/fuentes/CFA1_62330147_DU.docx
@@ -4805,10 +4805,10 @@
           <w:noProof/>
         </w:rPr>
         <w:drawing>
-          <wp:inline distT="0" distB="0" distL="0" distR="0" wp14:anchorId="063778E6" wp14:editId="568B3CE9">
-            <wp:extent cx="5905500" cy="1308188"/>
-            <wp:effectExtent l="0" t="0" r="0" b="6350"/>
-            <wp:docPr id="1905105936" name="Gráfico 1" descr="La figura presenta los diferentes elementos del direccionamiento estratégico."/>
+          <wp:inline distT="0" distB="0" distL="0" distR="0" wp14:anchorId="093C76B1" wp14:editId="4743E1F2">
+            <wp:extent cx="5747657" cy="1273222"/>
+            <wp:effectExtent l="0" t="0" r="5715" b="3175"/>
+            <wp:docPr id="1300920302" name="Gráfico 1" descr="La figura presenta los diferentes elementos del direccionamiento estratégico."/>
             <wp:cNvGraphicFramePr>
               <a:graphicFrameLocks xmlns:a="http://schemas.openxmlformats.org/drawingml/2006/main" noChangeAspect="1"/>
             </wp:cNvGraphicFramePr>
@@ -4816,7 +4816,7 @@
               <a:graphicData uri="http://schemas.openxmlformats.org/drawingml/2006/picture">
                 <pic:pic xmlns:pic="http://schemas.openxmlformats.org/drawingml/2006/picture">
                   <pic:nvPicPr>
-                    <pic:cNvPr id="1905105936" name="Gráfico 1" descr="La figura presenta los diferentes elementos del direccionamiento estratégico."/>
+                    <pic:cNvPr id="1300920302" name="Gráfico 1" descr="La figura presenta los diferentes elementos del direccionamiento estratégico."/>
                     <pic:cNvPicPr/>
                   </pic:nvPicPr>
                   <pic:blipFill>
@@ -4834,7 +4834,7 @@
                   <pic:spPr>
                     <a:xfrm>
                       <a:off x="0" y="0"/>
-                      <a:ext cx="5919197" cy="1311222"/>
+                      <a:ext cx="5752145" cy="1274216"/>
                     </a:xfrm>
                     <a:prstGeom prst="rect">
                       <a:avLst/>
@@ -5601,7 +5601,6 @@
         <w:rPr>
           <w:lang w:val="es-419" w:eastAsia="es-CO"/>
         </w:rPr>
-        <w:lastRenderedPageBreak/>
         <w:t>“El análisis estratégico responsable exige coherencia entre lo que la organización declara y lo que realmente practica en su gestión diaria.”</w:t>
       </w:r>
     </w:p>
@@ -6943,7 +6942,6 @@
         <w:rPr>
           <w:lang w:val="es-419" w:eastAsia="es-CO"/>
         </w:rPr>
-        <w:lastRenderedPageBreak/>
         <w:t>En el contexto empresarial, las organizaciones diseñan sus sistemas de comercialización considerando factores como cobertura del mercado, tipo de producto, nivel de servicio requerido, hábitos de compra del consumidor y costos de operación. Productos de consumo masivo suelen requerir estructuras extensivas con múltiples intermediarios para alcanzar alta cobertura geográfica, mientras que productos especializados pueden utilizar canales selectivos o directos que permiten mayor control de la experiencia del cliente. Por ejemplo, empresas multinacionales como Nestlé utilizan estructuras de comercialización mixtas que combinan distribuidores mayoristas, supermercados, tiendas de barrio y ventas institucionales, garantizando disponibilidad permanente de sus productos en diversos puntos de contacto con el consumidor.</w:t>
       </w:r>
     </w:p>
@@ -13966,6 +13964,10 @@
 </file>
 
 <file path=customXml/item1.xml><?xml version="1.0" encoding="utf-8"?>
+<b:Sources xmlns:b="http://schemas.openxmlformats.org/officeDocument/2006/bibliography" xmlns="http://schemas.openxmlformats.org/officeDocument/2006/bibliography" SelectedStyle="\APASixthEditionOfficeOnline.xsl" StyleName="APA" Version="6"/>
+</file>
+
+<file path=customXml/item2.xml><?xml version="1.0" encoding="utf-8"?>
 <ct:contentTypeSchema xmlns:ct="http://schemas.microsoft.com/office/2006/metadata/contentType" xmlns:ma="http://schemas.microsoft.com/office/2006/metadata/properties/metaAttributes" ct:_="" ma:_="" ma:contentTypeName="Documento" ma:contentTypeID="0x0101006A81D6BD42E8DF4C91013959704817E1" ma:contentTypeVersion="15" ma:contentTypeDescription="Crear nuevo documento." ma:contentTypeScope="" ma:versionID="bf4f72ffd194f0963ff564daca6869f7">
   <xsd:schema xmlns:xsd="http://www.w3.org/2001/XMLSchema" xmlns:xs="http://www.w3.org/2001/XMLSchema" xmlns:p="http://schemas.microsoft.com/office/2006/metadata/properties" xmlns:ns2="13c90a0b-73bc-4dc0-be5f-28d77b615beb" xmlns:ns3="13c93bba-48ce-428c-bfe5-88b42c19b028" targetNamespace="http://schemas.microsoft.com/office/2006/metadata/properties" ma:root="true" ma:fieldsID="8718d6f4873a5b1392a45044efa78385" ns2:_="" ns3:_="">
     <xsd:import namespace="13c90a0b-73bc-4dc0-be5f-28d77b615beb"/>
@@ -14200,11 +14202,16 @@
 </ct:contentTypeSchema>
 </file>
 
-<file path=customXml/item2.xml><?xml version="1.0" encoding="utf-8"?>
-<b:Sources xmlns:b="http://schemas.openxmlformats.org/officeDocument/2006/bibliography" xmlns="http://schemas.openxmlformats.org/officeDocument/2006/bibliography" SelectedStyle="\APASixthEditionOfficeOnline.xsl" StyleName="APA" Version="6"/>
+<file path=customXml/item3.xml><?xml version="1.0" encoding="utf-8"?>
+<?mso-contentType ?>
+<FormTemplates xmlns="http://schemas.microsoft.com/sharepoint/v3/contenttype/forms">
+  <Display>DocumentLibraryForm</Display>
+  <Edit>DocumentLibraryForm</Edit>
+  <New>DocumentLibraryForm</New>
+</FormTemplates>
 </file>
 
-<file path=customXml/item3.xml><?xml version="1.0" encoding="utf-8"?>
+<file path=customXml/item4.xml><?xml version="1.0" encoding="utf-8"?>
 <p:properties xmlns:p="http://schemas.microsoft.com/office/2006/metadata/properties" xmlns:xsi="http://www.w3.org/2001/XMLSchema-instance" xmlns:pc="http://schemas.microsoft.com/office/infopath/2007/PartnerControls">
   <documentManagement>
     <TaxCatchAll xmlns="13c90a0b-73bc-4dc0-be5f-28d77b615beb" xsi:nil="true"/>
@@ -14215,20 +14222,7 @@
 </p:properties>
 </file>
 
-<file path=customXml/item4.xml><?xml version="1.0" encoding="utf-8"?>
-<?mso-contentType ?>
-<FormTemplates xmlns="http://schemas.microsoft.com/sharepoint/v3/contenttype/forms">
-  <Display>DocumentLibraryForm</Display>
-  <Edit>DocumentLibraryForm</Edit>
-  <New>DocumentLibraryForm</New>
-</FormTemplates>
-</file>
-
 <file path=customXml/itemProps1.xml><?xml version="1.0" encoding="utf-8"?>
-<ds:datastoreItem xmlns:ds="http://schemas.openxmlformats.org/officeDocument/2006/customXml" ds:itemID="{33BFFB18-522C-47AE-B7AA-84DCBF3762B7}"/>
-</file>
-
-<file path=customXml/itemProps2.xml><?xml version="1.0" encoding="utf-8"?>
 <ds:datastoreItem xmlns:ds="http://schemas.openxmlformats.org/officeDocument/2006/customXml" ds:itemID="{E8AB44A3-7C62-4BD2-82ED-8ABC209970FA}">
   <ds:schemaRefs>
     <ds:schemaRef ds:uri="http://schemas.openxmlformats.org/officeDocument/2006/bibliography"/>
@@ -14236,7 +14230,19 @@
 </ds:datastoreItem>
 </file>
 
+<file path=customXml/itemProps2.xml><?xml version="1.0" encoding="utf-8"?>
+<ds:datastoreItem xmlns:ds="http://schemas.openxmlformats.org/officeDocument/2006/customXml" ds:itemID="{2252E789-67E9-4B5E-A6DB-FC4350F337CF}"/>
+</file>
+
 <file path=customXml/itemProps3.xml><?xml version="1.0" encoding="utf-8"?>
+<ds:datastoreItem xmlns:ds="http://schemas.openxmlformats.org/officeDocument/2006/customXml" ds:itemID="{81CBDEC1-3B00-44ED-AD36-0268077980BA}">
+  <ds:schemaRefs>
+    <ds:schemaRef ds:uri="http://schemas.microsoft.com/sharepoint/v3/contenttype/forms"/>
+  </ds:schemaRefs>
+</ds:datastoreItem>
+</file>
+
+<file path=customXml/itemProps4.xml><?xml version="1.0" encoding="utf-8"?>
 <ds:datastoreItem xmlns:ds="http://schemas.openxmlformats.org/officeDocument/2006/customXml" ds:itemID="{1145D752-ACC1-45E1-AB53-0C756F67FC7F}">
   <ds:schemaRefs>
     <ds:schemaRef ds:uri="http://schemas.microsoft.com/office/2006/metadata/properties"/>
@@ -14245,12 +14251,4 @@
     <ds:schemaRef ds:uri="a70d3c18-0869-45a1-9f75-4b4b8f0f32be"/>
   </ds:schemaRefs>
 </ds:datastoreItem>
-</file>
-
-<file path=customXml/itemProps4.xml><?xml version="1.0" encoding="utf-8"?>
-<ds:datastoreItem xmlns:ds="http://schemas.openxmlformats.org/officeDocument/2006/customXml" ds:itemID="{81CBDEC1-3B00-44ED-AD36-0268077980BA}">
-  <ds:schemaRefs>
-    <ds:schemaRef ds:uri="http://schemas.microsoft.com/sharepoint/v3/contenttype/forms"/>
-  </ds:schemaRefs>
-</ds:datastoreItem>
 </file>